--- a/data/temp/example.docx
+++ b/data/temp/example.docx
@@ -4,13 +4,111 @@
   <w:body>
     <w:p>
       <w:pPr>
-        <w:rPr>
-          <w:rFonts w:hint="eastAsia"/>
-        </w:rPr>
-      </w:pPr>
-    </w:p>
-    <w:p>
-      <w:pPr>
+        <w:bidi w:val="0"/>
+      </w:pPr>
+      <w:r>
+        <w:rPr>
+          <w:rFonts w:hint="default"/>
+        </w:rPr>
+        <w:t>2026年3月12日，印军在拉达克东部楚舒勒地区完成冬季换防后的阵地加固。第254装甲旅在通往莫尔多通道的两处开阔通道前沿，新建1号反坦克锥群与2号反坦克锥群，采用梯形钢筋混凝土结构，间距1.5米，纵深达120米。同时，旅属炮兵群在纵深6公里处启用3号弹药库与4号野战油库，均为半地下覆土结构，伪装涂层覆盖，库容分别可支持72小时持续作战和500辆次车辆加油。5号旅级战术指挥部设在列城东南35公里处的地下加固工事内，集成卫星通信与无人机数据链。印军称，此举旨在应对中方在班公湖方向的装甲突击威胁。</w:t>
+      </w:r>
+    </w:p>
+    <w:p>
+      <w:pPr>
+        <w:bidi w:val="0"/>
+        <w:rPr>
+          <w:rFonts w:hint="default"/>
+        </w:rPr>
+      </w:pPr>
+    </w:p>
+    <w:p>
+      <w:pPr>
+        <w:bidi w:val="0"/>
+        <w:rPr>
+          <w:rFonts w:hint="default"/>
+        </w:rPr>
+      </w:pPr>
+      <w:r>
+        <w:rPr>
+          <w:rFonts w:hint="default"/>
+        </w:rPr>
+        <w:t>2026年4月5日，印军第17山地师在藏南达旺以南的邦迪拉方向进行实弹战术演练。前沿阵地共构筑6号有限掩体（半封闭钢筋混凝土结构，抗155mm炮弹直接命中）15个，供SIG716机枪组与反坦克小组轮换驻守。7号加农炮阵地部署3门丹努什155mm榴弹炮，射界覆盖色拉山口东侧约8公里开阔地。制高点处设有8号圆周掩体，由环形射击平台加顶部伪装网构成，内配1具巴雷特M95反器材步枪。演练中，第4装甲团出动9号至14号T-90S坦克（共6辆），沿山间机动路线实施反冲击演练，坦克炮塔加装高原散热套件，全程未发生机械故障。</w:t>
+      </w:r>
+    </w:p>
+    <w:p>
+      <w:pPr>
+        <w:bidi w:val="0"/>
+        <w:rPr>
+          <w:rFonts w:hint="default"/>
+        </w:rPr>
+      </w:pPr>
+    </w:p>
+    <w:p>
+      <w:pPr>
+        <w:bidi w:val="0"/>
+        <w:rPr>
+          <w:rFonts w:hint="default"/>
+        </w:rPr>
+      </w:pPr>
+      <w:r>
+        <w:rPr>
+          <w:rFonts w:hint="default"/>
+        </w:rPr>
+        <w:t>2026年5月22日，印军第33军所属山地旅在锡金邦乃堆拉山口以东3公里处组织阵地综合防御演练。一线连防御区内新建15号C型掩体（开口朝后、三面防护，内置弹药架与折叠床位）8个，用于步兵班阵地过夜与弹药储存。16号至20号装甲车（5辆BMP-2步战车）在交通壕末端预设发射阵位，模拟封锁通往下亚东的河谷通道。后方物资转运点，21号至25号运输车（塔塔公司LPT-1616军用卡车）完成弹药与口粮前送，每车配备1名机枪手。主防御阵地堑壕系统以26号主堑壕（深1.9米、长450米）为核心，连接6条支壕，全线铺设防步兵雷区标识带。</w:t>
+      </w:r>
+    </w:p>
+    <w:p>
+      <w:pPr>
+        <w:bidi w:val="0"/>
+        <w:rPr>
+          <w:rFonts w:hint="default"/>
+        </w:rPr>
+      </w:pPr>
+    </w:p>
+    <w:p>
+      <w:pPr>
+        <w:bidi w:val="0"/>
+        <w:rPr>
+          <w:rFonts w:hint="default"/>
+        </w:rPr>
+      </w:pPr>
+      <w:r>
+        <w:rPr>
+          <w:rFonts w:hint="default"/>
+        </w:rPr>
+        <w:t>2026年6月8日，印军第14军下属第3步兵师在班公湖以南曼冬错地域完成夏季战术部署升级。27号前沿弹药库设在距实控线11公里处，采用钢筋混凝土拱形结构，内部存储120mm迫击炮炮弹800发及短号反坦克导弹60枚。28号野战油库配置两个柔性软体油囊，总容量40万升，由地下管道向坦克加油点输送。29号旅级前进指挥部嵌入一处天然岩洞，增设电子干扰与反无人机天线。制高点斯潘古尔山口西侧设置30号圆周掩体，内装1套AGS-17自动榴弹发射器。第254装甲旅前出部署31号至42号T-72M1坦克（12辆），在主要通道两侧布设43号至45号反坦克锥群，形成三道防坦克障碍带。印军宣称，此举有效封闭了中方可能使用的三条装甲冲击线路。</w:t>
+      </w:r>
+    </w:p>
+    <w:p>
+      <w:pPr>
+        <w:bidi w:val="0"/>
+        <w:rPr>
+          <w:rFonts w:hint="default"/>
+        </w:rPr>
+      </w:pPr>
+    </w:p>
+    <w:p>
+      <w:pPr>
+        <w:bidi w:val="0"/>
+      </w:pPr>
+      <w:r>
+        <w:rPr>
+          <w:rFonts w:hint="default"/>
+        </w:rPr>
+        <w:t>2026年7月1日，印军东部军区在提斯浦尔综合训练场组织“金刚力量-2026”旅级实兵对抗演练。参演部队模拟东段边境山地防御场景，炮兵群使用46号至48号加农炮（3门M777超轻型榴弹炮）在无人机校射下对15公里外模拟指挥所实施精确打击，命中偏差小于8米。防守方连阵地内设49-53号有限掩体（5个）供重机枪组使用，另设54-56号C型掩体（3个）作为班排集合点。57号至62号BMP-2装甲车（6辆）沿预设反冲击路线机动，与63号至70号运输车（8辆，模拟物资车队）完成协同装卸载演练。全阵地堑壕系统以71号主堑壕为核心，总长达2.1公里，仿真雷场与铁丝网障碍带一并设置。</w:t>
+      </w:r>
+    </w:p>
+    <w:p>
+      <w:pPr>
+        <w:bidi w:val="0"/>
+        <w:rPr>
+          <w:rFonts w:hint="eastAsia"/>
+        </w:rPr>
+      </w:pPr>
+    </w:p>
+    <w:p>
+      <w:pPr>
+        <w:bidi w:val="0"/>
         <w:rPr>
           <w:rFonts w:hint="eastAsia"/>
         </w:rPr>
@@ -24,6 +122,7 @@
     </w:p>
     <w:p>
       <w:pPr>
+        <w:bidi w:val="0"/>
         <w:rPr>
           <w:rFonts w:hint="eastAsia"/>
         </w:rPr>
@@ -37,6 +136,7 @@
     </w:p>
     <w:p>
       <w:pPr>
+        <w:bidi w:val="0"/>
         <w:rPr>
           <w:rFonts w:hint="eastAsia"/>
         </w:rPr>
@@ -50,6 +150,7 @@
     </w:p>
     <w:p>
       <w:pPr>
+        <w:bidi w:val="0"/>
         <w:rPr>
           <w:rFonts w:hint="eastAsia"/>
         </w:rPr>
@@ -63,13 +164,15 @@
     </w:p>
     <w:p>
       <w:pPr>
-        <w:rPr>
-          <w:rFonts w:hint="eastAsia"/>
-        </w:rPr>
-      </w:pPr>
-    </w:p>
-    <w:p>
-      <w:pPr>
+        <w:bidi w:val="0"/>
+        <w:rPr>
+          <w:rFonts w:hint="eastAsia"/>
+        </w:rPr>
+      </w:pPr>
+    </w:p>
+    <w:p>
+      <w:pPr>
+        <w:bidi w:val="0"/>
         <w:rPr>
           <w:rFonts w:hint="eastAsia"/>
         </w:rPr>
@@ -83,6 +186,7 @@
     </w:p>
     <w:p>
       <w:pPr>
+        <w:bidi w:val="0"/>
         <w:rPr>
           <w:rFonts w:hint="eastAsia"/>
         </w:rPr>
@@ -96,330 +200,263 @@
     </w:p>
     <w:p>
       <w:pPr>
-        <w:rPr>
-          <w:rFonts w:hint="eastAsia"/>
-        </w:rPr>
-      </w:pPr>
+        <w:bidi w:val="0"/>
+        <w:rPr>
+          <w:rFonts w:hint="eastAsia"/>
+        </w:rPr>
+      </w:pPr>
+    </w:p>
+    <w:p>
+      <w:pPr>
+        <w:bidi w:val="0"/>
+        <w:rPr>
+          <w:rFonts w:hint="eastAsia"/>
+        </w:rPr>
+      </w:pPr>
+    </w:p>
+    <w:p>
+      <w:pPr>
+        <w:bidi w:val="0"/>
+        <w:rPr>
+          <w:rFonts w:hint="eastAsia"/>
+        </w:rPr>
+      </w:pPr>
+      <w:r>
+        <w:rPr>
+          <w:rFonts w:hint="eastAsia"/>
+        </w:rPr>
+        <w:t>&lt;2024-05-21拉达克德普桑平原前沿&gt;</w:t>
+      </w:r>
+    </w:p>
+    <w:p>
+      <w:pPr>
+        <w:bidi w:val="0"/>
+        <w:rPr>
+          <w:rFonts w:hint="eastAsia"/>
+        </w:rPr>
+      </w:pPr>
+      <w:r>
+        <w:rPr>
+          <w:rFonts w:hint="eastAsia"/>
+        </w:rPr>
+        <w:t>印军第33军下属的第254装甲旅正在利用夜色掩护进行战术前移，三辆T-90S主战坦克的热成像仪在零下5度的气温中扫描着前方的戈壁滩。车长通过加密频道报告，左侧履带因昨夜的冻土出现了轻微异响，但高原专项改进型的发动机动力依然充沛，正朝着指定的装甲防御前沿开阔通道推进，试图建立一道机动屏障。</w:t>
+      </w:r>
+    </w:p>
+    <w:p>
+      <w:pPr>
+        <w:bidi w:val="0"/>
+        <w:rPr>
+          <w:rFonts w:hint="eastAsia"/>
+        </w:rPr>
+      </w:pPr>
+      <w:r>
+        <w:rPr>
+          <w:rFonts w:hint="eastAsia"/>
+        </w:rPr>
+        <w:t>&lt;2025-08-21T拉达克加勒万河谷侧翼高地&gt;</w:t>
+      </w:r>
+    </w:p>
+    <w:p>
+      <w:pPr>
+        <w:bidi w:val="0"/>
+        <w:rPr>
+          <w:rFonts w:hint="eastAsia"/>
+        </w:rPr>
+      </w:pPr>
+      <w:r>
+        <w:rPr>
+          <w:rFonts w:hint="eastAsia"/>
+        </w:rPr>
+        <w:t>在海拔4500米的高地制高点，一支山地狙击单兵小组刚刚完成了换防。狙击手架设起了巴雷特M95反器材狙击步枪，巨大的枪身被伪装网严密包裹。透过SSG 69狙击步枪的高倍镜，他发现河谷下方有金属反光，立即通过国产Netra无人机升空确认，疑似对方的侦察小组正在架设设备，他调整呼吸，手指搭上了扳机。</w:t>
+      </w:r>
+    </w:p>
+    <w:p>
+      <w:pPr>
+        <w:bidi w:val="0"/>
+        <w:rPr>
+          <w:rFonts w:hint="eastAsia"/>
+        </w:rPr>
+      </w:pPr>
+      <w:r>
+        <w:rPr>
+          <w:rFonts w:hint="eastAsia"/>
+        </w:rPr>
+        <w:t>&lt;2024-04-21_拉达克楚舒尔纵深机场&gt;</w:t>
+      </w:r>
+    </w:p>
+    <w:p>
+      <w:pPr>
+        <w:bidi w:val="0"/>
+        <w:rPr>
+          <w:rFonts w:hint="eastAsia"/>
+        </w:rPr>
+      </w:pPr>
+      <w:r>
+        <w:rPr>
+          <w:rFonts w:hint="eastAsia"/>
+        </w:rPr>
+        <w:t>巨大的轰鸣声划破黎明前的黑暗，一架CH-47“支奴干”重型直升机正悬停在M777 155mm超轻型榴弹炮阵地上空。钢索迅速收紧，这门经过轻量化设计的火炮被缓缓吊离地面，准备空运至后方15公里处的临时火力支撑点。地勤人员挥舞着荧光棒指引方向，高原强风导致吊运过程出现了剧烈摆动，一旦落地偏差超过安全范围，整个炮班将面临被砸毁的风险。</w:t>
+      </w:r>
+    </w:p>
+    <w:p>
+      <w:pPr>
+        <w:bidi w:val="0"/>
+        <w:rPr>
+          <w:rFonts w:hint="eastAsia"/>
+        </w:rPr>
+      </w:pPr>
+      <w:r>
+        <w:rPr>
+          <w:rFonts w:hint="eastAsia"/>
+        </w:rPr>
+        <w:t>&lt;2024-03-21拉达克班公湖冰缘地带&gt;</w:t>
+      </w:r>
+    </w:p>
+    <w:p>
+      <w:pPr>
+        <w:bidi w:val="0"/>
+        <w:rPr>
+          <w:rFonts w:hint="eastAsia"/>
+        </w:rPr>
+      </w:pPr>
+      <w:r>
+        <w:rPr>
+          <w:rFonts w:hint="eastAsia"/>
+        </w:rPr>
+        <w:t>气温回升导致冰面开始出现裂缝，但这并未阻止印军北极星RZR全地形ATV分队的巡逻。四辆全地形车呈散兵线在冰面上疾驰，车上的士兵手持SIG Sauer 716突击步枪，警惕地注视着湖对岸。车队在经过一处障碍阻绝工事时被迫减速，这里的铁丝网和拒马是去年冬天架设的，部分已被风沙掩埋，需要人工清理才能通过。</w:t>
+      </w:r>
+    </w:p>
+    <w:p>
+      <w:pPr>
+        <w:bidi w:val="0"/>
+        <w:rPr>
+          <w:rFonts w:hint="eastAsia"/>
+        </w:rPr>
+      </w:pPr>
+      <w:r>
+        <w:rPr>
+          <w:rFonts w:hint="eastAsia"/>
+        </w:rPr>
+        <w:t>&lt;2025-04-21_拉达克道拉特贝格后方营地&gt;</w:t>
+      </w:r>
+    </w:p>
+    <w:p>
+      <w:pPr>
+        <w:bidi w:val="0"/>
+        <w:rPr>
+          <w:rFonts w:hint="eastAsia"/>
+        </w:rPr>
+      </w:pPr>
+      <w:r>
+        <w:rPr>
+          <w:rFonts w:hint="eastAsia"/>
+        </w:rPr>
+        <w:t>高海拔越冬野战临时营地的供暖系统刚刚切换到白天模式。工程保障编组的工兵们正驾驶着CAT D6R装甲推土机，在营地外围堆筑新的防爆墙。昨晚的大风刮倒了部分防寒保温板房，抢修工作必须在日出后两小时内完成，否则后续的105mm国产轻型榴弹炮牵引车将无法进出阵地。</w:t>
+      </w:r>
+    </w:p>
+    <w:p>
+      <w:pPr>
+        <w:bidi w:val="0"/>
+        <w:rPr>
+          <w:rFonts w:hint="eastAsia"/>
+        </w:rPr>
+      </w:pPr>
+      <w:r>
+        <w:rPr>
+          <w:rFonts w:hint="eastAsia"/>
+        </w:rPr>
+        <w:t>&lt;2024-11-21T_拉达克印控一侧山脊&gt;</w:t>
+      </w:r>
+    </w:p>
+    <w:p>
+      <w:pPr>
+        <w:bidi w:val="0"/>
+        <w:rPr>
+          <w:rFonts w:hint="eastAsia"/>
+        </w:rPr>
+      </w:pPr>
+      <w:r>
+        <w:rPr>
+          <w:rFonts w:hint="eastAsia"/>
+        </w:rPr>
+        <w:t>前沿观察哨内的气氛凝重，这里的实控线前沿混凝土固定哨所墙体厚度达到1.5米，但内部空间依然拥挤。一名曲射火力单兵正在计算风偏修正量，准备使用81mm阿拉克兰车载迫击炮对前方3公里处的可疑移动目标进行警示射击。无线电里传来营部的指令，要求保持克制，但弹药已经装填到位。</w:t>
+      </w:r>
+    </w:p>
+    <w:p>
+      <w:pPr>
+        <w:bidi w:val="0"/>
+        <w:rPr>
+          <w:rFonts w:hint="eastAsia"/>
+        </w:rPr>
+      </w:pPr>
+      <w:r>
+        <w:rPr>
+          <w:rFonts w:hint="eastAsia"/>
+        </w:rPr>
+        <w:t>_拉达克开阔地&gt;</w:t>
+      </w:r>
+    </w:p>
+    <w:p>
+      <w:pPr>
+        <w:bidi w:val="0"/>
+        <w:rPr>
+          <w:rFonts w:hint="eastAsia"/>
+        </w:rPr>
+      </w:pPr>
+      <w:r>
+        <w:rPr>
+          <w:rFonts w:hint="eastAsia"/>
+        </w:rPr>
+        <w:t>印军第X炮兵团的皮纳卡Pinaka多管火箭炮连正在进行齐射演练。122mm口径的火箭弹呼啸着飞向西段拉达克纵深固定炮兵阵地上空，最大射程40公里的覆盖范围足以威慑后方的交通枢纽。发射车在喷出炽热尾焰后迅速撤离，这是为了模拟“打了就跑”的战术，避免遭到对方远程火力的反向定位。</w:t>
+      </w:r>
+    </w:p>
+    <w:p>
+      <w:pPr>
+        <w:bidi w:val="0"/>
+        <w:rPr>
+          <w:rFonts w:hint="eastAsia"/>
+        </w:rPr>
+      </w:pPr>
+      <w:r>
+        <w:rPr>
+          <w:rFonts w:hint="eastAsia"/>
+        </w:rPr>
+        <w:t>拉达克某山口&gt;</w:t>
+      </w:r>
+    </w:p>
+    <w:p>
+      <w:pPr>
+        <w:bidi w:val="0"/>
+        <w:rPr>
+          <w:rFonts w:hint="eastAsia"/>
+        </w:rPr>
+      </w:pPr>
+      <w:r>
+        <w:rPr>
+          <w:rFonts w:hint="eastAsia"/>
+        </w:rPr>
+        <w:t>一支由BMP-2步兵战车组成的护送车队正在通过海拔4800米的险要山口。战车上的2A42机关炮指向天空，防备可能存在的无人机袭击。车队中间夹杂着两辆卡西尼防雷反伏击车，它们负责押运弹药，车体上明显的防雷V型底显示出其在应对IED（简易爆炸装置）方面的强大生存能力。</w:t>
+      </w:r>
+    </w:p>
+    <w:p>
+      <w:pPr>
+        <w:bidi w:val="0"/>
+        <w:rPr>
+          <w:rFonts w:hint="eastAsia"/>
+        </w:rPr>
+      </w:pPr>
+      <w:r>
+        <w:rPr>
+          <w:rFonts w:hint="eastAsia"/>
+        </w:rPr>
+        <w:t>拉达克前沿堑壕&gt;</w:t>
+      </w:r>
       <w:bookmarkStart w:id="0" w:name="_GoBack"/>
       <w:bookmarkEnd w:id="0"/>
     </w:p>
     <w:p>
       <w:pPr>
-        <w:rPr>
-          <w:rFonts w:hint="eastAsia"/>
-        </w:rPr>
-      </w:pPr>
-    </w:p>
-    <w:p>
-      <w:pPr>
-        <w:rPr>
-          <w:rFonts w:hint="eastAsia"/>
-        </w:rPr>
-      </w:pPr>
-      <w:r>
-        <w:rPr>
-          <w:rFonts w:hint="eastAsia"/>
-        </w:rPr>
-        <w:t>西宁联训观察站消息，2026年5月25日，蓝方与红方在昆仑山北麓某综合训练场开展山地要点防御与突击演练。演练区域由东向西分为河谷通道、台地阵地、后勤集结区和山口封控线四个部分。蓝方第7合成营在河谷北侧建立前沿指挥部，指挥部设在海拔3120米的通信楼内，负责统一调度坦克、装甲车、运输车、加农炮和无人侦察分队。该指挥部外侧布置了两道反坦克锥障碍带，每道长约180米，用于迟滞红方装甲突击群。</w:t>
-      </w:r>
-    </w:p>
-    <w:p>
-      <w:pPr>
-        <w:rPr>
-          <w:rFonts w:hint="eastAsia"/>
-        </w:rPr>
-      </w:pPr>
-    </w:p>
-    <w:p>
-      <w:pPr>
-        <w:rPr>
-          <w:rFonts w:hint="eastAsia"/>
-        </w:rPr>
-      </w:pPr>
-      <w:r>
-        <w:rPr>
-          <w:rFonts w:hint="eastAsia"/>
-        </w:rPr>
-        <w:t>在台地阵地上，蓝方部署了6辆96B坦克、4辆08式装甲车和5辆军用运输车。坦克位于A1射击阵地，主要任务是封锁南侧山口；装甲车位于B2机动道路，负责掩护步兵分队转移；运输车停放在后勤集结区，承担弹药、油料和医疗物资转运。炮兵连在西侧高地配置3门155毫米加农炮，射程覆盖红方预设集结地域，计划在侦察无人机发现目标后实施压制射击。演练文本要求各单位记录数量、位置、所属方和任务，以便后续构建知识图谱。</w:t>
-      </w:r>
-    </w:p>
-    <w:p>
-      <w:pPr>
-        <w:rPr>
-          <w:rFonts w:hint="eastAsia"/>
-        </w:rPr>
-      </w:pPr>
-    </w:p>
-    <w:p>
-      <w:pPr>
-        <w:rPr>
-          <w:rFonts w:hint="eastAsia"/>
-        </w:rPr>
-      </w:pPr>
-      <w:r>
-        <w:rPr>
-          <w:rFonts w:hint="eastAsia"/>
-        </w:rPr>
-        <w:t>蓝方工兵分队在前沿阵地加固了多种工事。山口左翼设有2处正方型掩体，掩体内配置便携式通信终端和观察镜；山口右翼设有1处C型掩体，用于保护反装甲小组；中心坡面设置1处圆周掩体，便于360度观察并为机枪组提供遮蔽；通信楼后方还有1处有限掩体，仅能容纳小队短时隐蔽。阵地之间以堑壕连接，堑壕总长约460米，宽1.2米，深1.6米，可供人员在火力压制下机动。工兵报告特别说明，正方型掩体、C型掩体、圆周掩体、有限掩体和堑壕都属于防御工事，但类型记录必须保留具体名称。</w:t>
-      </w:r>
-    </w:p>
-    <w:p>
-      <w:pPr>
-        <w:rPr>
-          <w:rFonts w:hint="eastAsia"/>
-        </w:rPr>
-      </w:pPr>
-    </w:p>
-    <w:p>
-      <w:pPr>
-        <w:rPr>
-          <w:rFonts w:hint="eastAsia"/>
-        </w:rPr>
-      </w:pPr>
-      <w:r>
-        <w:rPr>
-          <w:rFonts w:hint="eastAsia"/>
-        </w:rPr>
-        <w:t>后勤集结区位于训练场西北角，设有1座弹药库和1座油库。弹药库储存演练弹药、照明弹和烟幕弹，由后勤保障连管理；油库存放柴油与航空煤油，并配备消防沙池和警戒哨。红方模拟小队在15时20分试图以轻型装甲车穿越河谷通道，蓝方指挥部命令加农炮实施模拟拦阻，同时命令坦克前出至二号射击点，装甲车掩护步兵沿堑壕转移，运输车撤至备用停车区。演练结束后，导演部要求抽取所有节点与关系，重点检查反坦克锥、弹药库、油库、指挥部、有限掩体、加农炮、圆周掩体、坦克、正方型掩体、C型掩体、装甲车、运输车和堑壕这13类实体是否进入节点的type属性。</w:t>
-      </w:r>
-    </w:p>
-    <w:p>
-      <w:pPr>
-        <w:rPr>
-          <w:rFonts w:hint="eastAsia"/>
-        </w:rPr>
-      </w:pPr>
-    </w:p>
-    <w:p>
-      <w:pPr>
-        <w:rPr>
-          <w:rFonts w:hint="eastAsia"/>
-        </w:rPr>
-      </w:pPr>
-    </w:p>
-    <w:p>
-      <w:pPr>
-        <w:rPr>
-          <w:rFonts w:hint="eastAsia"/>
-        </w:rPr>
-      </w:pPr>
-      <w:r>
-        <w:rPr>
-          <w:rFonts w:hint="eastAsia"/>
-        </w:rPr>
-        <w:t>&lt;2024-05-21拉达克德普桑平原前沿&gt;</w:t>
-      </w:r>
-    </w:p>
-    <w:p>
-      <w:pPr>
-        <w:rPr>
-          <w:rFonts w:hint="eastAsia"/>
-        </w:rPr>
-      </w:pPr>
-      <w:r>
-        <w:rPr>
-          <w:rFonts w:hint="eastAsia"/>
-        </w:rPr>
-        <w:t>印军第33军下属的第254装甲旅正在利用夜色掩护进行战术前移，三辆T-90S主战坦克的热成像仪在零下5度的气温中扫描着前方的戈壁滩。车长通过加密频道报告，左侧履带因昨夜的冻土出现了轻微异响，但高原专项改进型的发动机动力依然充沛，正朝着指定的装甲防御前沿开阔通道推进，试图建立一道机动屏障。</w:t>
-      </w:r>
-    </w:p>
-    <w:p>
-      <w:pPr>
-        <w:rPr>
-          <w:rFonts w:hint="eastAsia"/>
-        </w:rPr>
-      </w:pPr>
-      <w:r>
-        <w:rPr>
-          <w:rFonts w:hint="eastAsia"/>
-        </w:rPr>
-        <w:t>&lt;2025-08-21T拉达克加勒万河谷侧翼高地&gt;</w:t>
-      </w:r>
-    </w:p>
-    <w:p>
-      <w:pPr>
-        <w:rPr>
-          <w:rFonts w:hint="eastAsia"/>
-        </w:rPr>
-      </w:pPr>
-      <w:r>
-        <w:rPr>
-          <w:rFonts w:hint="eastAsia"/>
-        </w:rPr>
-        <w:t>在海拔4500米的高地制高点，一支山地狙击单兵小组刚刚完成了换防。狙击手架设起了巴雷特M95反器材狙击步枪，巨大的枪身被伪装网严密包裹。透过SSG 69狙击步枪的高倍镜，他发现河谷下方有金属反光，立即通过国产Netra无人机升空确认，疑似对方的侦察小组正在架设设备，他调整呼吸，手指搭上了扳机。</w:t>
-      </w:r>
-    </w:p>
-    <w:p>
-      <w:pPr>
-        <w:rPr>
-          <w:rFonts w:hint="eastAsia"/>
-        </w:rPr>
-      </w:pPr>
-      <w:r>
-        <w:rPr>
-          <w:rFonts w:hint="eastAsia"/>
-        </w:rPr>
-        <w:t>&lt;2024-04-21_拉达克楚舒尔纵深机场&gt;</w:t>
-      </w:r>
-    </w:p>
-    <w:p>
-      <w:pPr>
-        <w:rPr>
-          <w:rFonts w:hint="eastAsia"/>
-        </w:rPr>
-      </w:pPr>
-      <w:r>
-        <w:rPr>
-          <w:rFonts w:hint="eastAsia"/>
-        </w:rPr>
-        <w:t>巨大的轰鸣声划破黎明前的黑暗，一架CH-47“支奴干”重型直升机正悬停在M777 155mm超轻型榴弹炮阵地上空。钢索迅速收紧，这门经过轻量化设计的火炮被缓缓吊离地面，准备空运至后方15公里处的临时火力支撑点。地勤人员挥舞着荧光棒指引方向，高原强风导致吊运过程出现了剧烈摆动，一旦落地偏差超过安全范围，整个炮班将面临被砸毁的风险。</w:t>
-      </w:r>
-    </w:p>
-    <w:p>
-      <w:pPr>
-        <w:rPr>
-          <w:rFonts w:hint="eastAsia"/>
-        </w:rPr>
-      </w:pPr>
-      <w:r>
-        <w:rPr>
-          <w:rFonts w:hint="eastAsia"/>
-        </w:rPr>
-        <w:t>&lt;2024-03-21拉达克班公湖冰缘地带&gt;</w:t>
-      </w:r>
-    </w:p>
-    <w:p>
-      <w:pPr>
-        <w:rPr>
-          <w:rFonts w:hint="eastAsia"/>
-        </w:rPr>
-      </w:pPr>
-      <w:r>
-        <w:rPr>
-          <w:rFonts w:hint="eastAsia"/>
-        </w:rPr>
-        <w:t>气温回升导致冰面开始出现裂缝，但这并未阻止印军北极星RZR全地形ATV分队的巡逻。四辆全地形车呈散兵线在冰面上疾驰，车上的士兵手持SIG Sauer 716突击步枪，警惕地注视着湖对岸。车队在经过一处障碍阻绝工事时被迫减速，这里的铁丝网和拒马是去年冬天架设的，部分已被风沙掩埋，需要人工清理才能通过。</w:t>
-      </w:r>
-    </w:p>
-    <w:p>
-      <w:pPr>
-        <w:rPr>
-          <w:rFonts w:hint="eastAsia"/>
-        </w:rPr>
-      </w:pPr>
-      <w:r>
-        <w:rPr>
-          <w:rFonts w:hint="eastAsia"/>
-        </w:rPr>
-        <w:t>&lt;2025-04-21_拉达克道拉特贝格后方营地&gt;</w:t>
-      </w:r>
-    </w:p>
-    <w:p>
-      <w:pPr>
-        <w:rPr>
-          <w:rFonts w:hint="eastAsia"/>
-        </w:rPr>
-      </w:pPr>
-      <w:r>
-        <w:rPr>
-          <w:rFonts w:hint="eastAsia"/>
-        </w:rPr>
-        <w:t>高海拔越冬野战临时营地的供暖系统刚刚切换到白天模式。工程保障编组的工兵们正驾驶着CAT D6R装甲推土机，在营地外围堆筑新的防爆墙。昨晚的大风刮倒了部分防寒保温板房，抢修工作必须在日出后两小时内完成，否则后续的105mm国产轻型榴弹炮牵引车将无法进出阵地。</w:t>
-      </w:r>
-    </w:p>
-    <w:p>
-      <w:pPr>
-        <w:rPr>
-          <w:rFonts w:hint="eastAsia"/>
-        </w:rPr>
-      </w:pPr>
-      <w:r>
-        <w:rPr>
-          <w:rFonts w:hint="eastAsia"/>
-        </w:rPr>
-        <w:t>&lt;2024-11-21T_拉达克印控一侧山脊&gt;</w:t>
-      </w:r>
-    </w:p>
-    <w:p>
-      <w:pPr>
-        <w:rPr>
-          <w:rFonts w:hint="eastAsia"/>
-        </w:rPr>
-      </w:pPr>
-      <w:r>
-        <w:rPr>
-          <w:rFonts w:hint="eastAsia"/>
-        </w:rPr>
-        <w:t>前沿观察哨内的气氛凝重，这里的实控线前沿混凝土固定哨所墙体厚度达到1.5米，但内部空间依然拥挤。一名曲射火力单兵正在计算风偏修正量，准备使用81mm阿拉克兰车载迫击炮对前方3公里处的可疑移动目标进行警示射击。无线电里传来营部的指令，要求保持克制，但弹药已经装填到位。</w:t>
-      </w:r>
-    </w:p>
-    <w:p>
-      <w:pPr>
-        <w:rPr>
-          <w:rFonts w:hint="eastAsia"/>
-        </w:rPr>
-      </w:pPr>
-      <w:r>
-        <w:rPr>
-          <w:rFonts w:hint="eastAsia"/>
-        </w:rPr>
-        <w:t>_拉达克开阔地&gt;</w:t>
-      </w:r>
-    </w:p>
-    <w:p>
-      <w:pPr>
-        <w:rPr>
-          <w:rFonts w:hint="eastAsia"/>
-        </w:rPr>
-      </w:pPr>
-      <w:r>
-        <w:rPr>
-          <w:rFonts w:hint="eastAsia"/>
-        </w:rPr>
-        <w:t>印军第X炮兵团的皮纳卡Pinaka多管火箭炮连正在进行齐射演练。122mm口径的火箭弹呼啸着飞向西段拉达克纵深固定炮兵阵地上空，最大射程40公里的覆盖范围足以威慑后方的交通枢纽。发射车在喷出炽热尾焰后迅速撤离，这是为了模拟“打了就跑”的战术，避免遭到对方远程火力的反向定位。</w:t>
-      </w:r>
-    </w:p>
-    <w:p>
-      <w:pPr>
-        <w:rPr>
-          <w:rFonts w:hint="eastAsia"/>
-        </w:rPr>
-      </w:pPr>
-      <w:r>
-        <w:rPr>
-          <w:rFonts w:hint="eastAsia"/>
-        </w:rPr>
-        <w:t>拉达克某山口&gt;</w:t>
-      </w:r>
-    </w:p>
-    <w:p>
-      <w:pPr>
-        <w:rPr>
-          <w:rFonts w:hint="eastAsia"/>
-        </w:rPr>
-      </w:pPr>
-      <w:r>
-        <w:rPr>
-          <w:rFonts w:hint="eastAsia"/>
-        </w:rPr>
-        <w:t>一支由BMP-2步兵战车组成的护送车队正在通过海拔4800米的险要山口。战车上的2A42机关炮指向天空，防备可能存在的无人机袭击。车队中间夹杂着两辆卡西尼防雷反伏击车，它们负责押运弹药，车体上明显的防雷V型底显示出其在应对IED（简易爆炸装置）方面的强大生存能力。</w:t>
-      </w:r>
-    </w:p>
-    <w:p>
-      <w:pPr>
-        <w:rPr>
-          <w:rFonts w:hint="eastAsia"/>
-        </w:rPr>
-      </w:pPr>
-      <w:r>
-        <w:rPr>
-          <w:rFonts w:hint="eastAsia"/>
-        </w:rPr>
-        <w:t>拉达克前沿堑壕&gt;</w:t>
-      </w:r>
-    </w:p>
-    <w:p>
-      <w:pPr>
+        <w:bidi w:val="0"/>
         <w:rPr>
           <w:rFonts w:hint="eastAsia"/>
         </w:rPr>
@@ -433,6 +470,7 @@
     </w:p>
     <w:p>
       <w:pPr>
+        <w:bidi w:val="0"/>
         <w:rPr>
           <w:rFonts w:hint="eastAsia"/>
         </w:rPr>
@@ -446,6 +484,7 @@
     </w:p>
     <w:p>
       <w:pPr>
+        <w:bidi w:val="0"/>
         <w:rPr>
           <w:rFonts w:hint="eastAsia"/>
         </w:rPr>
@@ -459,6 +498,7 @@
     </w:p>
     <w:p>
       <w:pPr>
+        <w:bidi w:val="0"/>
         <w:rPr>
           <w:rFonts w:hint="eastAsia"/>
         </w:rPr>
@@ -472,6 +512,7 @@
     </w:p>
     <w:p>
       <w:pPr>
+        <w:bidi w:val="0"/>
         <w:rPr>
           <w:rFonts w:hint="eastAsia"/>
         </w:rPr>
@@ -485,6 +526,7 @@
     </w:p>
     <w:p>
       <w:pPr>
+        <w:bidi w:val="0"/>
         <w:rPr>
           <w:rFonts w:hint="eastAsia"/>
         </w:rPr>
@@ -498,6 +540,7 @@
     </w:p>
     <w:p>
       <w:pPr>
+        <w:bidi w:val="0"/>
         <w:rPr>
           <w:rFonts w:hint="eastAsia"/>
         </w:rPr>
@@ -511,6 +554,7 @@
     </w:p>
     <w:p>
       <w:pPr>
+        <w:bidi w:val="0"/>
         <w:rPr>
           <w:rFonts w:hint="eastAsia"/>
         </w:rPr>
@@ -524,6 +568,7 @@
     </w:p>
     <w:p>
       <w:pPr>
+        <w:bidi w:val="0"/>
         <w:rPr>
           <w:rFonts w:hint="eastAsia"/>
         </w:rPr>
@@ -537,6 +582,7 @@
     </w:p>
     <w:p>
       <w:pPr>
+        <w:bidi w:val="0"/>
         <w:rPr>
           <w:rFonts w:hint="eastAsia"/>
         </w:rPr>
@@ -550,6 +596,7 @@
     </w:p>
     <w:p>
       <w:pPr>
+        <w:bidi w:val="0"/>
         <w:rPr>
           <w:rFonts w:hint="eastAsia"/>
         </w:rPr>
@@ -563,6 +610,7 @@
     </w:p>
     <w:p>
       <w:pPr>
+        <w:bidi w:val="0"/>
         <w:rPr>
           <w:rFonts w:hint="eastAsia"/>
         </w:rPr>
@@ -576,6 +624,7 @@
     </w:p>
     <w:p>
       <w:pPr>
+        <w:bidi w:val="0"/>
         <w:rPr>
           <w:rFonts w:hint="eastAsia"/>
         </w:rPr>
@@ -589,6 +638,7 @@
     </w:p>
     <w:p>
       <w:pPr>
+        <w:bidi w:val="0"/>
         <w:rPr>
           <w:rFonts w:hint="eastAsia"/>
         </w:rPr>
@@ -602,6 +652,7 @@
     </w:p>
     <w:p>
       <w:pPr>
+        <w:bidi w:val="0"/>
         <w:rPr>
           <w:rFonts w:hint="eastAsia"/>
         </w:rPr>
@@ -615,6 +666,7 @@
     </w:p>
     <w:p>
       <w:pPr>
+        <w:bidi w:val="0"/>
         <w:rPr>
           <w:rFonts w:hint="eastAsia"/>
         </w:rPr>
@@ -628,6 +680,7 @@
     </w:p>
     <w:p>
       <w:pPr>
+        <w:bidi w:val="0"/>
         <w:rPr>
           <w:rFonts w:hint="eastAsia"/>
         </w:rPr>
@@ -641,6 +694,7 @@
     </w:p>
     <w:p>
       <w:pPr>
+        <w:bidi w:val="0"/>
         <w:rPr>
           <w:rFonts w:hint="eastAsia"/>
         </w:rPr>
@@ -654,6 +708,7 @@
     </w:p>
     <w:p>
       <w:pPr>
+        <w:bidi w:val="0"/>
         <w:rPr>
           <w:rFonts w:hint="eastAsia"/>
         </w:rPr>
@@ -667,6 +722,7 @@
     </w:p>
     <w:p>
       <w:pPr>
+        <w:bidi w:val="0"/>
         <w:rPr>
           <w:rFonts w:hint="eastAsia"/>
         </w:rPr>
@@ -680,6 +736,7 @@
     </w:p>
     <w:p>
       <w:pPr>
+        <w:bidi w:val="0"/>
         <w:rPr>
           <w:rFonts w:hint="eastAsia"/>
         </w:rPr>
@@ -693,6 +750,7 @@
     </w:p>
     <w:p>
       <w:pPr>
+        <w:bidi w:val="0"/>
         <w:rPr>
           <w:rFonts w:hint="eastAsia"/>
         </w:rPr>
@@ -706,6 +764,7 @@
     </w:p>
     <w:p>
       <w:pPr>
+        <w:bidi w:val="0"/>
         <w:rPr>
           <w:rFonts w:hint="eastAsia"/>
         </w:rPr>
@@ -717,7 +776,11 @@
         <w:t>T-72M1主战坦克的集群正在河谷地带集结。这些经过高原改进的坦克，其侧裙板挂满了额外的履带板以增强防御。坦克群正准备掩护步兵发起一次模拟突击，目标是夺取前方那座控制着要道的高地。然而，泥泞的河谷底质让坦克的推进速度大打折扣，履带卷起的泥浆高达数米。</w:t>
       </w:r>
     </w:p>
-    <w:p/>
+    <w:p>
+      <w:pPr>
+        <w:bidi w:val="0"/>
+      </w:pPr>
+    </w:p>
     <w:sectPr>
       <w:pgSz w:w="11906" w:h="16838"/>
       <w:pgMar w:top="1440" w:right="1800" w:bottom="1440" w:left="1800" w:header="851" w:footer="992" w:gutter="0"/>
@@ -804,7 +867,7 @@
     <w:lsdException w:qFormat="1" w:unhideWhenUsed="0" w:uiPriority="0" w:semiHidden="0" w:name="Title"/>
     <w:lsdException w:unhideWhenUsed="0" w:uiPriority="0" w:semiHidden="0" w:name="Closing"/>
     <w:lsdException w:unhideWhenUsed="0" w:uiPriority="0" w:semiHidden="0" w:name="Signature"/>
-    <w:lsdException w:unhideWhenUsed="0" w:uiPriority="0" w:name="Default Paragraph Font"/>
+    <w:lsdException w:qFormat="1" w:unhideWhenUsed="0" w:uiPriority="0" w:name="Default Paragraph Font"/>
     <w:lsdException w:unhideWhenUsed="0" w:uiPriority="0" w:semiHidden="0" w:name="Body Text"/>
     <w:lsdException w:unhideWhenUsed="0" w:uiPriority="0" w:semiHidden="0" w:name="Body Text Indent"/>
     <w:lsdException w:unhideWhenUsed="0" w:uiPriority="0" w:semiHidden="0" w:name="List Continue"/>
@@ -1004,12 +1067,13 @@
       <w:lang w:val="en-US" w:eastAsia="zh-CN" w:bidi="ar-SA"/>
     </w:rPr>
   </w:style>
-  <w:style w:type="character" w:default="1" w:styleId="3">
+  <w:style w:type="character" w:default="1" w:styleId="4">
     <w:name w:val="Default Paragraph Font"/>
     <w:semiHidden/>
+    <w:qFormat/>
     <w:uiPriority w:val="0"/>
   </w:style>
-  <w:style w:type="table" w:default="1" w:styleId="2">
+  <w:style w:type="table" w:default="1" w:styleId="3">
     <w:name w:val="Normal Table"/>
     <w:semiHidden/>
     <w:qFormat/>
@@ -1022,6 +1086,14 @@
         <w:right w:w="108" w:type="dxa"/>
       </w:tblCellMar>
     </w:tblPr>
+  </w:style>
+  <w:style w:type="paragraph" w:styleId="2">
+    <w:name w:val="Normal (Web)"/>
+    <w:basedOn w:val="1"/>
+    <w:uiPriority w:val="0"/>
+    <w:rPr>
+      <w:sz w:val="24"/>
+    </w:rPr>
   </w:style>
 </w:styles>
 </file>
